--- a/KrestivOS_Project_Report.docx
+++ b/KrestivOS_Project_Report.docx
@@ -12,7 +12,7 @@
           <w:color w:val="4F3FA0"/>
           <w:sz w:val="64"/>
         </w:rPr>
-        <w:t>🧠 KrestivOS</w:t>
+        <w:t>🧠 KreativOS</w:t>
       </w:r>
     </w:p>
     <w:p>
@@ -36,7 +36,7 @@
           <w:color w:val="8C8CA0"/>
           <w:sz w:val="22"/>
         </w:rPr>
-        <w:t>Version 2.1  ·  June 2026</w:t>
+        <w:t>Version 3.0  ·  June 2026</w:t>
       </w:r>
     </w:p>
     <w:p/>
@@ -71,7 +71,7 @@
           <w:b w:val="0"/>
           <w:sz w:val="22"/>
         </w:rPr>
-        <w:t>KrestivOS is a self-hosted, browser-based Agentic Operating System that runs 100% locally on a CPU-only Oracle Cloud VM using Ollama and free open-source AI models. The goal is to give a non-technical user the full power of a multi-agent AI workspace — like Claude Desktop or OpenCode — accessible from any browser on any device, with no cloud API costs, no subscriptions, and no technical setup beyond one command.</w:t>
+        <w:t>KreativOS is a self-hosted, browser-based Agentic Operating System that runs 100% locally on a CPU-only Oracle Cloud VM using Ollama and free open-source AI models. The goal is to give a non-technical user the full power of a multi-agent AI workspace — like Claude Desktop or OpenCode — accessible from any browser on any device, with no cloud API costs, no subscriptions, and no technical setup beyond one command.</w:t>
       </w:r>
     </w:p>
     <w:p/>
@@ -171,7 +171,7 @@
           <w:b w:val="0"/>
           <w:sz w:val="22"/>
         </w:rPr>
-        <w:t>Three existing systems were analysed before building KrestivOS:</w:t>
+        <w:t>Three existing systems were analysed before building KreativOS:</w:t>
       </w:r>
     </w:p>
     <w:tbl>
@@ -469,7 +469,7 @@
           <w:color w:val="4F3FA0"/>
           <w:sz w:val="48"/>
         </w:rPr>
-        <w:t>3. Achievements (v1 → v2 → v2.1)</w:t>
+        <w:t>3. Achievements (v1 → v2 → v3)</w:t>
       </w:r>
     </w:p>
     <w:p>
@@ -719,7 +719,7 @@
           <w:color w:val="3C3C50"/>
           <w:sz w:val="36"/>
         </w:rPr>
-        <w:t>Version 2.1 (current)</w:t>
+        <w:t>Version 3.0 (current)</w:t>
       </w:r>
     </w:p>
     <w:p>
@@ -732,7 +732,7 @@
         <w:rPr>
           <w:sz w:val="21"/>
         </w:rPr>
-        <w:t>Model Hub — HuggingFace GGUF model browser inside KrestivOS</w:t>
+        <w:t>Model Hub — HuggingFace GGUF model browser inside KreativOS</w:t>
       </w:r>
     </w:p>
     <w:p>
@@ -798,6 +798,153 @@
           <w:sz w:val="21"/>
         </w:rPr>
         <w:t>CPU guidance — file size and RAM warnings for Oracle VM users</w:t>
+      </w:r>
+    </w:p>
+    <w:p>
+      <w:pPr>
+        <w:pStyle w:val="Normal"/>
+      </w:pPr>
+      <w:r>
+        <w:rPr>
+          <w:b/>
+        </w:rPr>
+        <w:t>Version 3.0</w:t>
+      </w:r>
+    </w:p>
+    <w:p>
+      <w:pPr>
+        <w:pStyle w:val="List Bullet"/>
+      </w:pPr>
+      <w:r>
+        <w:t xml:space="preserve">All 10 enhancement phases shipped in a single unified codebase</w:t>
+      </w:r>
+    </w:p>
+    <w:p>
+      <w:pPr>
+        <w:pStyle w:val="List Bullet"/>
+      </w:pPr>
+      <w:r>
+        <w:t xml:space="preserve">Multi-Agent Pipeline - Orchestrator auto-routes tasks across Architect &gt; Coder &gt; DevOps agents</w:t>
+      </w:r>
+    </w:p>
+    <w:p>
+      <w:pPr>
+        <w:pStyle w:val="List Bullet"/>
+      </w:pPr>
+      <w:r>
+        <w:t xml:space="preserve">Project Memory - persistent context file per project; agents read memory before responding</w:t>
+      </w:r>
+    </w:p>
+    <w:p>
+      <w:pPr>
+        <w:pStyle w:val="List Bullet"/>
+      </w:pPr>
+      <w:r>
+        <w:t xml:space="preserve">Web Search - Researcher agent uses DuckDuckGo live search; results injected into context</w:t>
+      </w:r>
+    </w:p>
+    <w:p>
+      <w:pPr>
+        <w:pStyle w:val="List Bullet"/>
+      </w:pPr>
+      <w:r>
+        <w:t xml:space="preserve">App Builder - Coder generates full multi-file apps with preview panel and zip download</w:t>
+      </w:r>
+    </w:p>
+    <w:p>
+      <w:pPr>
+        <w:pStyle w:val="List Bullet"/>
+      </w:pPr>
+      <w:r>
+        <w:t xml:space="preserve">Visual Canvas - drag-and-drop node editor for custom multi-agent workflows</w:t>
+      </w:r>
+    </w:p>
+    <w:p>
+      <w:pPr>
+        <w:pStyle w:val="List Bullet"/>
+      </w:pPr>
+      <w:r>
+        <w:t xml:space="preserve">Voice Output - browser TTS speaks agent responses; full voice conversation mode</w:t>
+      </w:r>
+    </w:p>
+    <w:p>
+      <w:pPr>
+        <w:pStyle w:val="List Bullet"/>
+      </w:pPr>
+      <w:r>
+        <w:t xml:space="preserve">Code Review Agent - upload any file, get structured bug/security/style report with auto-fix</w:t>
+      </w:r>
+    </w:p>
+    <w:p>
+      <w:pPr>
+        <w:pStyle w:val="List Bullet"/>
+      </w:pPr>
+      <w:r>
+        <w:t xml:space="preserve">Scheduled Tasks - cron-style task scheduler with Dashboard visibility and output logs</w:t>
+      </w:r>
+    </w:p>
+    <w:p>
+      <w:pPr>
+        <w:pStyle w:val="List Bullet"/>
+      </w:pPr>
+      <w:r>
+        <w:t xml:space="preserve">Multi-User Auth - login page, per-user workspaces, admin panel</w:t>
+      </w:r>
+    </w:p>
+    <w:p>
+      <w:pPr>
+        <w:pStyle w:val="List Bullet"/>
+      </w:pPr>
+      <w:r>
+        <w:t xml:space="preserve">PWA - installable on mobile, offline chat history, push notifications, mobile-optimised layout</w:t>
+      </w:r>
+    </w:p>
+    <w:p>
+      <w:pPr>
+        <w:pStyle w:val="List Bullet"/>
+      </w:pPr>
+      <w:r>
+        <w:t xml:space="preserve">Telegram Bot - control KreativOS from Telegram: run tasks, get results, check status</w:t>
+      </w:r>
+    </w:p>
+    <w:p>
+      <w:pPr>
+        <w:pStyle w:val="List Bullet"/>
+      </w:pPr>
+      <w:r>
+        <w:t xml:space="preserve">Office Suite - generate .docx, .xlsx, .pptx files directly from agent output</w:t>
+      </w:r>
+    </w:p>
+    <w:p>
+      <w:pPr>
+        <w:pStyle w:val="List Bullet"/>
+      </w:pPr>
+      <w:r>
+        <w:t xml:space="preserve">Audit Log - timestamped log of every agent action with full context</w:t>
+      </w:r>
+    </w:p>
+    <w:p>
+      <w:pPr>
+        <w:pStyle w:val="List Bullet"/>
+      </w:pPr>
+      <w:r>
+        <w:t xml:space="preserve">Pipeline View - real-time multi-agent task pipeline with stage-by-stage progress tracker</w:t>
+      </w:r>
+    </w:p>
+    <w:p>
+      <w:pPr>
+        <w:pStyle w:val="List Bullet"/>
+      </w:pPr>
+      <w:r>
+        <w:t xml:space="preserve">Scheduler View - visual cron manager with next-run countdown and task history</w:t>
+      </w:r>
+    </w:p>
+    <w:p>
+      <w:pPr>
+        <w:pStyle w:val="List Bullet"/>
+      </w:pPr>
+      <w:r>
+        <w:t xml:space="preserve">Skill Evaluator - benchmark agent quality across domain-specific test prompts</w:t>
       </w:r>
     </w:p>
     <w:p>
@@ -2799,7 +2946,7 @@
         <w:rPr>
           <w:sz w:val="21"/>
         </w:rPr>
-        <w:t>KrestivOS becomes installable as a Progressive Web App on phone</w:t>
+        <w:t>KreativOS becomes installable as a Progressive Web App on phone</w:t>
       </w:r>
     </w:p>
     <w:p>
@@ -2914,9 +3061,9 @@
           <w:color w:val="28283C"/>
           <w:sz w:val="19"/>
         </w:rPr>
-        <w:t>git clone https://github.com/mits1987/KrestivOS.git</w:t>
+        <w:t>git clone https://github.com/mits1987/KreativOS.git</w:t>
         <w:br/>
-        <w:t>cd KrestivOS</w:t>
+        <w:t>cd KreativOS</w:t>
       </w:r>
     </w:p>
     <w:p>
@@ -3071,7 +3218,7 @@
           <w:color w:val="A0A0B4"/>
           <w:sz w:val="18"/>
         </w:rPr>
-        <w:t>KrestivOS v2.1  ·  Built with Claude  ·  26 June 2026</w:t>
+        <w:t>KreativOS v3.0  ·  Built with Claude  ·  26 June 2026</w:t>
       </w:r>
     </w:p>
     <w:sectPr>
